--- a/tables/TUM/chest2026-04-17.docx
+++ b/tables/TUM/chest2026-04-17.docx
@@ -651,7 +651,7 @@
                 <w:rFonts w:ascii="Calibri" w:hAnsi="Calibri"/>
                 <w:sz w:val="20"/>
               </w:rPr>
-              <w:t xml:space="preserve">lx</w:t>
+              <w:t xml:space="preserve">lx (rescaled from geometric mean)</w:t>
             </w:r>
           </w:p>
         </w:tc>
@@ -827,7 +827,7 @@
                 <w:rFonts w:ascii="Calibri" w:hAnsi="Calibri"/>
                 <w:sz w:val="20"/>
               </w:rPr>
-              <w:t xml:space="preserve">lx</w:t>
+              <w:t xml:space="preserve">lx (rescaled from geometric mean)</w:t>
             </w:r>
           </w:p>
         </w:tc>
@@ -1003,7 +1003,7 @@
                 <w:rFonts w:ascii="Calibri" w:hAnsi="Calibri"/>
                 <w:sz w:val="20"/>
               </w:rPr>
-              <w:t xml:space="preserve">lx</w:t>
+              <w:t xml:space="preserve">lx (rescaled from geometric mean)</w:t>
             </w:r>
           </w:p>
         </w:tc>
